--- a/docs/Blender-Curriculum.docx
+++ b/docs/Blender-Curriculum.docx
@@ -6724,7 +6724,7 @@
         <w:pStyle w:val="BodyText"/>
       </w:pPr>
       <w:r>
-        <w:t xml:space="preserve">The plan itself is unchanged until you approve adding these to its final render list.</w:t>
+        <w:t xml:space="preserve">All eight were added to the Mill Alley final render list on Oct 19, 2026.</w:t>
       </w:r>
     </w:p>
     <w:bookmarkEnd w:id="39"/>
